--- a/lessions/0004_1.docx
+++ b/lessions/0004_1.docx
@@ -860,7 +860,35 @@
           <w:rFonts w:cs="ADLaM Display"/>
           <w:color w:val="0D0D0D" w:themeColor="text1" w:themeTint="F2"/>
         </w:rPr>
-        <w:t>We are papy.</w:t>
+        <w:t xml:space="preserve">We are </w:t>
+      </w:r>
+      <w:r>
+        <w:rPr>
+          <w:rFonts w:cs="ADLaM Display"/>
+          <w:color w:val="0D0D0D" w:themeColor="text1" w:themeTint="F2"/>
+        </w:rPr>
+        <w:t>h</w:t>
+      </w:r>
+      <w:r>
+        <w:rPr>
+          <w:rFonts w:cs="ADLaM Display"/>
+          <w:color w:val="0D0D0D" w:themeColor="text1" w:themeTint="F2"/>
+        </w:rPr>
+        <w:t>a</w:t>
+      </w:r>
+      <w:r>
+        <w:rPr>
+          <w:rFonts w:cs="ADLaM Display"/>
+          <w:color w:val="0D0D0D" w:themeColor="text1" w:themeTint="F2"/>
+        </w:rPr>
+        <w:t>p</w:t>
+      </w:r>
+      <w:r>
+        <w:rPr>
+          <w:rFonts w:cs="ADLaM Display"/>
+          <w:color w:val="0D0D0D" w:themeColor="text1" w:themeTint="F2"/>
+        </w:rPr>
+        <w:t>py.</w:t>
       </w:r>
     </w:p>
     <w:p>
@@ -935,7 +963,21 @@
           <w:rFonts w:cs="ADLaM Display"/>
           <w:color w:val="0D0D0D" w:themeColor="text1" w:themeTint="F2"/>
         </w:rPr>
-        <w:t>You dùng cho một hoaecj nhiều người.</w:t>
+        <w:t>You dùng cho một h</w:t>
+      </w:r>
+      <w:r>
+        <w:rPr>
+          <w:rFonts w:cs="ADLaM Display"/>
+          <w:color w:val="0D0D0D" w:themeColor="text1" w:themeTint="F2"/>
+        </w:rPr>
+        <w:t>oặc</w:t>
+      </w:r>
+      <w:r>
+        <w:rPr>
+          <w:rFonts w:cs="ADLaM Display"/>
+          <w:color w:val="0D0D0D" w:themeColor="text1" w:themeTint="F2"/>
+        </w:rPr>
+        <w:t xml:space="preserve"> nhiều người.</w:t>
       </w:r>
     </w:p>
     <w:sectPr>
